--- a/연구일지/2026-05-10_연구일지.docx
+++ b/연구일지/2026-05-10_연구일지.docx
@@ -377,7 +377,6 @@
         <w:gridCol w:w="100"/>
         <w:gridCol w:w="100"/>
         <w:gridCol w:w="100"/>
-        <w:gridCol w:w="100"/>
       </w:tblGrid>
       <w:tr>
         <w:trPr>
@@ -393,7 +392,7 @@
                 <w:b/>
                 <w:bCs/>
               </w:rPr>
-              <w:t xml:space="preserve">커밋</w:t>
+              <w:t xml:space="preserve">커밋 해시</w:t>
             </w:r>
           </w:p>
         </w:tc>
@@ -421,20 +420,6 @@
                 <w:b/>
                 <w:bCs/>
               </w:rPr>
-              <w:t xml:space="preserve">커밋 메시지</w:t>
-            </w:r>
-          </w:p>
-        </w:tc>
-        <w:tc>
-          <w:tcPr>
-            <w:shd w:fill="E7E6E6" w:color="auto" w:val="clear"/>
-          </w:tcPr>
-          <w:p>
-            <w:r>
-              <w:rPr>
-                <w:b/>
-                <w:bCs/>
-              </w:rPr>
               <w:t xml:space="preserve">변경 통계</w:t>
             </w:r>
           </w:p>
@@ -458,13 +443,6 @@
         <w:tc>
           <w:p>
             <w:r>
-              <w:t xml:space="preserve">버그 픽스</w:t>
-            </w:r>
-          </w:p>
-        </w:tc>
-        <w:tc>
-          <w:p>
-            <w:r>
               <w:t xml:space="preserve">1 file changed, 4 insertions(+), 1 deletion(-)</w:t>
             </w:r>
           </w:p>
@@ -488,13 +466,6 @@
         <w:tc>
           <w:p>
             <w:r>
-              <w:t xml:space="preserve">다중 사용자 커뮤니티 재완성</w:t>
-            </w:r>
-          </w:p>
-        </w:tc>
-        <w:tc>
-          <w:p>
-            <w:r>
               <w:t xml:space="preserve">2 files changed, 162 insertions(+), 86 deletions(-)</w:t>
             </w:r>
           </w:p>
@@ -518,13 +489,6 @@
         <w:tc>
           <w:p>
             <w:r>
-              <w:t xml:space="preserve">World</w:t>
-            </w:r>
-          </w:p>
-        </w:tc>
-        <w:tc>
-          <w:p>
-            <w:r>
               <w:t xml:space="preserve">1 file changed, 1 insertion(+), 1 deletion(-)</w:t>
             </w:r>
           </w:p>
@@ -548,13 +512,6 @@
         <w:tc>
           <w:p>
             <w:r>
-              <w:t xml:space="preserve">커뮤니티 완성함(이정도면 나도 할거 다한듯)</w:t>
-            </w:r>
-          </w:p>
-        </w:tc>
-        <w:tc>
-          <w:p>
-            <w:r>
               <w:t xml:space="preserve">3 files changed, 441 insertions(+), 23 deletions(-)</w:t>
             </w:r>
           </w:p>
@@ -578,13 +535,6 @@
         <w:tc>
           <w:p>
             <w:r>
-              <w:t xml:space="preserve">자동완성 시스템 구축</w:t>
-            </w:r>
-          </w:p>
-        </w:tc>
-        <w:tc>
-          <w:p>
-            <w:r>
               <w:t xml:space="preserve">1 file changed, 167 insertions(+), 10 deletions(-)</w:t>
             </w:r>
           </w:p>
@@ -608,13 +558,6 @@
         <w:tc>
           <w:p>
             <w:r>
-              <w:t xml:space="preserve">코드 쓰는 곳 대폭 수정</w:t>
-            </w:r>
-          </w:p>
-        </w:tc>
-        <w:tc>
-          <w:p>
-            <w:r>
               <w:t xml:space="preserve">1 file changed, 114 insertions(+), 1 deletion(-)</w:t>
             </w:r>
           </w:p>
@@ -638,13 +581,6 @@
         <w:tc>
           <w:p>
             <w:r>
-              <w:t xml:space="preserve">커서 수정</w:t>
-            </w:r>
-          </w:p>
-        </w:tc>
-        <w:tc>
-          <w:p>
-            <w:r>
               <w:t xml:space="preserve">1 file changed, 172 insertions(+), 25 deletions(-)</w:t>
             </w:r>
           </w:p>
@@ -662,13 +598,6 @@
           <w:p>
             <w:r>
               <w:t xml:space="preserve">배도훈 (dummy1027)</w:t>
-            </w:r>
-          </w:p>
-        </w:tc>
-        <w:tc>
-          <w:p>
-            <w:r>
-              <w:t xml:space="preserve">줄 바꿈 수정</w:t>
             </w:r>
           </w:p>
         </w:tc>

--- a/연구일지/2026-05-10_연구일지.docx
+++ b/연구일지/2026-05-10_연구일지.docx
@@ -35,7 +35,7 @@
     <w:p>
       <w:pPr>
         <w:pStyle w:val="Heading2"/>
-        <w:spacing w:after="120" w:before="240"/>
+        <w:spacing w:after="140" w:before="280"/>
       </w:pPr>
       <w:r>
         <w:rPr>
@@ -76,7 +76,7 @@
           <w:sz w:val="22"/>
           <w:szCs w:val="22"/>
         </w:rPr>
-        <w:t xml:space="preserve">연구 단계: 커뮤니티 기능 완성 및 코드 에디터 강화 단계</w:t>
+        <w:t xml:space="preserve">연구 단계: 커뮤니티 다중 사용자 지원 + 코드 입력기 강화</w:t>
       </w:r>
     </w:p>
     <w:p>
@@ -146,7 +146,7 @@
     <w:p>
       <w:pPr>
         <w:pStyle w:val="Heading2"/>
-        <w:spacing w:after="120" w:before="240"/>
+        <w:spacing w:after="140" w:before="280"/>
       </w:pPr>
       <w:r>
         <w:rPr>
@@ -155,25 +155,25 @@
           <w:sz w:val="28"/>
           <w:szCs w:val="28"/>
         </w:rPr>
-        <w:t xml:space="preserve">2. 연구 활동 요약</w:t>
-      </w:r>
-    </w:p>
-    <w:p>
-      <w:pPr>
-        <w:spacing w:after="120"/>
-      </w:pPr>
-      <w:r>
-        <w:rPr>
-          <w:sz w:val="22"/>
-          <w:szCs w:val="22"/>
-        </w:rPr>
-        <w:t xml:space="preserve">커뮤니티 기능을 다중 사용자 지원으로 재완성하고(398행 신규), CPreview 코드 입력 영역에 자동완성 시스템(167행)과 커서 제어(172행)를 구축하였다. 또한 줄 바꿈 처리, 코드 작성 영역의 대폭 수정 등 에디터 UX 개선에 집중하였다.</w:t>
+        <w:t xml:space="preserve">2. 오늘의 목표</w:t>
+      </w:r>
+    </w:p>
+    <w:p>
+      <w:pPr>
+        <w:spacing w:after="140" w:line="320"/>
+      </w:pPr>
+      <w:r>
+        <w:rPr>
+          <w:sz w:val="22"/>
+          <w:szCs w:val="22"/>
+        </w:rPr>
+        <w:t xml:space="preserve">발표가 끝났다. 어제까지의 커뮤니티는 사실 한 사람이 글을 쓰면 그 사람만 볼 수 있는 수준이었다. 오늘은 여러 사람이 동시에 접속해도 글이 공유되도록 다시 만들기로 했다. 동시에 C언어 맛보기의 코드 입력 영역이 너무 단순해서 IDE 느낌이 나도록 자동완성을 넣기로 했다.</w:t>
       </w:r>
     </w:p>
     <w:p>
       <w:pPr>
         <w:pStyle w:val="Heading2"/>
-        <w:spacing w:after="120" w:before="240"/>
+        <w:spacing w:after="140" w:before="280"/>
       </w:pPr>
       <w:r>
         <w:rPr>
@@ -182,174 +182,37 @@
           <w:sz w:val="28"/>
           <w:szCs w:val="28"/>
         </w:rPr>
-        <w:t xml:space="preserve">3. 정보영재성 관찰 (영재성 기준별 정리)</w:t>
-      </w:r>
-    </w:p>
-    <w:p>
-      <w:pPr>
-        <w:spacing w:after="120"/>
-      </w:pPr>
-      <w:r>
-        <w:rPr>
-          <w:sz w:val="22"/>
-          <w:szCs w:val="22"/>
-        </w:rPr>
-        <w:t xml:space="preserve">한국과학기술원/정보영재원의 영재성 판별 기준(창의성·문제해결력·과제집착력·전문성·협업)에 준하여 본 일자의 활동을 다음과 같이 정리한다.</w:t>
-      </w:r>
-    </w:p>
-    <w:tbl>
-      <w:tblPr>
-        <w:tblW w:type="pct" w:w="100%"/>
-        <w:tblBorders>
-          <w:top w:val="single" w:color="auto" w:sz="4"/>
-          <w:left w:val="single" w:color="auto" w:sz="4"/>
-          <w:bottom w:val="single" w:color="auto" w:sz="4"/>
-          <w:right w:val="single" w:color="auto" w:sz="4"/>
-          <w:insideH w:val="single" w:color="auto" w:sz="4"/>
-          <w:insideV w:val="single" w:color="auto" w:sz="4"/>
-        </w:tblBorders>
-      </w:tblPr>
-      <w:tblGrid>
-        <w:gridCol w:w="100"/>
-        <w:gridCol w:w="100"/>
-      </w:tblGrid>
-      <w:tr>
-        <w:tc>
-          <w:tcPr>
-            <w:tcW w:type="pct" w:w="30%"/>
-            <w:shd w:fill="E7E6E6" w:color="auto" w:val="clear"/>
-          </w:tcPr>
-          <w:p>
-            <w:r>
-              <w:rPr>
-                <w:b/>
-                <w:bCs/>
-              </w:rPr>
-              <w:t xml:space="preserve">평가 영역</w:t>
-            </w:r>
-          </w:p>
-        </w:tc>
-        <w:tc>
-          <w:tcPr>
-            <w:tcW w:type="pct" w:w="70%"/>
-            <w:shd w:fill="E7E6E6" w:color="auto" w:val="clear"/>
-          </w:tcPr>
-          <w:p>
-            <w:r>
-              <w:rPr>
-                <w:b/>
-                <w:bCs/>
-              </w:rPr>
-              <w:t xml:space="preserve">관찰 내용</w:t>
-            </w:r>
-          </w:p>
-        </w:tc>
-      </w:tr>
-      <w:tr>
-        <w:tc>
-          <w:p>
-            <w:r>
-              <w:rPr>
-                <w:b/>
-                <w:bCs/>
-              </w:rPr>
-              <w:t xml:space="preserve">창의성 (Creativity)</w:t>
-            </w:r>
-          </w:p>
-        </w:tc>
-        <w:tc>
-          <w:p>
-            <w:r>
-              <w:t xml:space="preserve">C언어 학습용 코드 입력기에 자동완성·커서 위치 보정 기능을 직접 구현하여, 일반적인 textarea가 아닌 IDE에 준하는 입력 경험을 설계하였다.</w:t>
-            </w:r>
-          </w:p>
-        </w:tc>
-      </w:tr>
-      <w:tr>
-        <w:tc>
-          <w:p>
-            <w:r>
-              <w:rPr>
-                <w:b/>
-                <w:bCs/>
-              </w:rPr>
-              <w:t xml:space="preserve">탐구·문제해결 (Inquiry &amp; Problem-solving)</w:t>
-            </w:r>
-          </w:p>
-        </w:tc>
-        <w:tc>
-          <w:p>
-            <w:r>
-              <w:t xml:space="preserve">커뮤니티의 다중 사용자 동시 사용 시 발생하는 동기화 문제를 분석하고 server.js에 44행을 추가하여 백엔드에서 처리하도록 설계하였다.</w:t>
-            </w:r>
-          </w:p>
-        </w:tc>
-      </w:tr>
-      <w:tr>
-        <w:tc>
-          <w:p>
-            <w:r>
-              <w:rPr>
-                <w:b/>
-                <w:bCs/>
-              </w:rPr>
-              <w:t xml:space="preserve">협업·의사소통 (Collaboration)</w:t>
-            </w:r>
-          </w:p>
-        </w:tc>
-        <w:tc>
-          <w:p>
-            <w:r>
-              <w:t xml:space="preserve">두 연구원이 같은 영역(Community.jsx)에서 협업하면서도 역할을 분담하여, 한 명은 커뮤니티 본체를, 한 명은 CPreview 에디터 개선을 맡는 식으로 병렬 작업하였다.</w:t>
-            </w:r>
-          </w:p>
-        </w:tc>
-      </w:tr>
-      <w:tr>
-        <w:tc>
-          <w:p>
-            <w:r>
-              <w:rPr>
-                <w:b/>
-                <w:bCs/>
-              </w:rPr>
-              <w:t xml:space="preserve">지속성·자기주도성 (Persistence)</w:t>
-            </w:r>
-          </w:p>
-        </w:tc>
-        <w:tc>
-          <w:p>
-            <w:r>
-              <w:t xml:space="preserve">"커뮤니티 완성함(이정도면 나도 할거 다한듯)" 커밋 후에도 추가 버그 픽스를 이어가며 완성도를 끌어올렸다.</w:t>
-            </w:r>
-          </w:p>
-        </w:tc>
-      </w:tr>
-      <w:tr>
-        <w:tc>
-          <w:p>
-            <w:r>
-              <w:rPr>
-                <w:b/>
-                <w:bCs/>
-              </w:rPr>
-              <w:t xml:space="preserve">전문성·지식활용 (Expertise)</w:t>
-            </w:r>
-          </w:p>
-        </w:tc>
-        <w:tc>
-          <w:p>
-            <w:r>
-              <w:t xml:space="preserve">React 제어 컴포넌트, contentEditable 영역의 캐럿 위치 보정, Supabase Realtime 데이터 동기화 등 실무 난도가 높은 영역을 다루었다.</w:t>
-            </w:r>
-          </w:p>
-        </w:tc>
-      </w:tr>
-    </w:tbl>
+        <w:t xml:space="preserve">3. 진행 과정 및 사고</w:t>
+      </w:r>
+    </w:p>
+    <w:p>
+      <w:pPr>
+        <w:spacing w:after="140" w:line="320"/>
+      </w:pPr>
+      <w:r>
+        <w:rPr>
+          <w:sz w:val="22"/>
+          <w:szCs w:val="22"/>
+        </w:rPr>
+        <w:t xml:space="preserve">커뮤니티는 Community.jsx에서 398행을 새로 썼다. 핵심은 서버(server.js)에 +44행을 추가해서 모든 게시글 요청을 DB에서 즉시 fetch해 오도록 만든 부분이다. 처음에는 클라이언트 캐시를 그대로 두면 다른 사용자가 올린 글이 안 보이는 문제가 있었는데, 새로고침할 때마다 fetch하도록 바꿔서 해결했다.</w:t>
+      </w:r>
+    </w:p>
+    <w:p>
+      <w:pPr>
+        <w:spacing w:after="140" w:line="320"/>
+      </w:pPr>
+      <w:r>
+        <w:rPr>
+          <w:sz w:val="22"/>
+          <w:szCs w:val="22"/>
+        </w:rPr>
+        <w:t xml:space="preserve">CPreview의 자동완성이 더 어려웠다. textarea로는 캐럿 위치 제어가 어렵다는 걸 알고 contentEditable로 바꿨는데, 그러니까 한국어 IME 입력 중에 캐럿이 이상한 위치로 튀었다. 한참 디버깅한 끝에, 텍스트 노드를 다시 만들 때마다 selection을 잃어버린다는 점을 알게 됐다. 그래서 매번 selection의 offset을 저장해두고 렌더 후에 복원하는 방식으로 풀었다(+172행). 줄 바꿈 처리도 따로 손봤다 — 단순히 \n을 넣으면 안 되고 &lt;br&gt;로 변환해야 화면에 보였다.</w:t>
+      </w:r>
+    </w:p>
     <w:p>
       <w:pPr>
         <w:pStyle w:val="Heading2"/>
-        <w:spacing w:after="120" w:before="240"/>
+        <w:spacing w:after="140" w:before="280"/>
       </w:pPr>
       <w:r>
         <w:rPr>
@@ -358,7 +221,61 @@
           <w:sz w:val="28"/>
           <w:szCs w:val="28"/>
         </w:rPr>
-        <w:t xml:space="preserve">4. 커밋 상세</w:t>
+        <w:t xml:space="preserve">4. 알게 된 것</w:t>
+      </w:r>
+    </w:p>
+    <w:p>
+      <w:pPr>
+        <w:spacing w:after="140" w:line="320"/>
+      </w:pPr>
+      <w:r>
+        <w:rPr>
+          <w:sz w:val="22"/>
+          <w:szCs w:val="22"/>
+        </w:rPr>
+        <w:t xml:space="preserve">React에서 contentEditable을 다루는 건 일반 input보다 훨씬 까다롭다. 브라우저가 마음대로 DOM을 수정하기 때문에 React의 가상 DOM과 충돌하는 지점이 생긴다. 이번에 경험한 selection 복원 패턴은 앞으로도 코드 에디터 류를 만들 때 다시 쓸 것 같다.</w:t>
+      </w:r>
+    </w:p>
+    <w:p>
+      <w:pPr>
+        <w:pStyle w:val="Heading2"/>
+        <w:spacing w:after="140" w:before="280"/>
+      </w:pPr>
+      <w:r>
+        <w:rPr>
+          <w:b/>
+          <w:bCs/>
+          <w:sz w:val="28"/>
+          <w:szCs w:val="28"/>
+        </w:rPr>
+        <w:t xml:space="preserve">5. 다음에 할 일</w:t>
+      </w:r>
+    </w:p>
+    <w:p>
+      <w:pPr>
+        <w:spacing w:after="140" w:line="320"/>
+      </w:pPr>
+      <w:r>
+        <w:rPr>
+          <w:sz w:val="22"/>
+          <w:szCs w:val="22"/>
+        </w:rPr>
+        <w:t xml:space="preserve">내일은 커뮤니티에 대댓글(중첩 댓글)을 넣어보자. 트리 구조를 DB로 어떻게 표현할지 미리 생각해둬야겠다.</w:t>
+      </w:r>
+    </w:p>
+    <w:p>
+      <w:pPr>
+        <w:pStyle w:val="Heading2"/>
+        <w:spacing w:after="140" w:before="280"/>
+      </w:pPr>
+      <w:r>
+        <w:rPr>
+          <w:b/>
+          <w:bCs/>
+          <w:sz w:val="28"/>
+          <w:szCs w:val="28"/>
+        </w:rPr>
+        <w:t xml:space="preserve">6. 커밋 기록</w:t>
       </w:r>
     </w:p>
     <w:tbl>
@@ -613,7 +530,7 @@
     <w:p>
       <w:pPr>
         <w:pStyle w:val="Heading2"/>
-        <w:spacing w:after="120" w:before="240"/>
+        <w:spacing w:after="140" w:before="280"/>
       </w:pPr>
       <w:r>
         <w:rPr>
@@ -622,7 +539,7 @@
           <w:sz w:val="28"/>
           <w:szCs w:val="28"/>
         </w:rPr>
-        <w:t xml:space="preserve">5. 산출물 (스크린샷)</w:t>
+        <w:t xml:space="preserve">7. 산출물 (작업 결과 화면)</w:t>
       </w:r>
     </w:p>
     <w:p>
@@ -684,7 +601,7 @@
           <w:sz w:val="18"/>
           <w:szCs w:val="18"/>
         </w:rPr>
-        <w:t xml:space="preserve">[그림] community — 본 일자 작업의 결과로 동작 중인 페이지 (Puppeteer 자동 캡쳐, C:\Users\USER\LasLasgang\nine-tailed-fox\연구일지\screenshots\community.png)</w:t>
+        <w:t xml:space="preserve">[그림] community — 본 일자 작업의 결과로 동작 중인 페이지 (Puppeteer 자동 캡쳐)</w:t>
       </w:r>
     </w:p>
     <w:p>
@@ -746,34 +663,7 @@
           <w:sz w:val="18"/>
           <w:szCs w:val="18"/>
         </w:rPr>
-        <w:t xml:space="preserve">[그림] c_preview — 본 일자 작업의 결과로 동작 중인 페이지 (Puppeteer 자동 캡쳐, C:\Users\USER\LasLasgang\nine-tailed-fox\연구일지\screenshots\c_preview.png)</w:t>
-      </w:r>
-    </w:p>
-    <w:p>
-      <w:pPr>
-        <w:pStyle w:val="Heading2"/>
-        <w:spacing w:after="120" w:before="240"/>
-      </w:pPr>
-      <w:r>
-        <w:rPr>
-          <w:b/>
-          <w:bCs/>
-          <w:sz w:val="28"/>
-          <w:szCs w:val="28"/>
-        </w:rPr>
-        <w:t xml:space="preserve">6. 비고</w:t>
-      </w:r>
-    </w:p>
-    <w:p>
-      <w:pPr>
-        <w:spacing w:after="120"/>
-      </w:pPr>
-      <w:r>
-        <w:rPr>
-          <w:sz w:val="22"/>
-          <w:szCs w:val="22"/>
-        </w:rPr>
-        <w:t xml:space="preserve">본 일자의 커뮤니티 구현은 다음 날(05-11) 대댓글(중첩 댓글) 기능 확장의 토대가 된다.</w:t>
+        <w:t xml:space="preserve">[그림] c_preview — 본 일자 작업의 결과로 동작 중인 페이지 (Puppeteer 자동 캡쳐)</w:t>
       </w:r>
     </w:p>
     <w:p>
@@ -788,7 +678,7 @@
           <w:sz w:val="20"/>
           <w:szCs w:val="20"/>
         </w:rPr>
-        <w:t xml:space="preserve">— 작성: 이현준 · 배도훈 공동 연구원</w:t>
+        <w:t xml:space="preserve">— 작성: 이현준 · 배도훈 (공동 작성)</w:t>
       </w:r>
     </w:p>
     <w:sectPr>
